--- a/livrables/Lippens_Charles_2_synthese_globale_092026.docx
+++ b/livrables/Lippens_Charles_2_synthese_globale_092026.docx
@@ -58,7 +58,7 @@
           <w:color w:val="1F2937"/>
           <w:sz w:val="20"/>
         </w:rPr>
-        <w:t xml:space="preserve">Auteur : </w:t>
+        <w:t xml:space="preserve">Auteur : </w:t>
       </w:r>
       <w:r>
         <w:rPr>
@@ -80,7 +80,7 @@
           <w:color w:val="1F2937"/>
           <w:sz w:val="20"/>
         </w:rPr>
-        <w:t xml:space="preserve">Projet : </w:t>
+        <w:t xml:space="preserve">Projet : </w:t>
       </w:r>
       <w:r>
         <w:rPr>
@@ -102,7 +102,7 @@
           <w:color w:val="1F2937"/>
           <w:sz w:val="20"/>
         </w:rPr>
-        <w:t xml:space="preserve">Périmètre : </w:t>
+        <w:t xml:space="preserve">Périmètre : </w:t>
       </w:r>
       <w:r>
         <w:rPr>
@@ -124,7 +124,7 @@
           <w:color w:val="1F2937"/>
           <w:sz w:val="20"/>
         </w:rPr>
-        <w:t xml:space="preserve">Usage : </w:t>
+        <w:t xml:space="preserve">Usage : </w:t>
       </w:r>
       <w:r>
         <w:rPr>
@@ -146,7 +146,7 @@
           <w:color w:val="1F2937"/>
           <w:sz w:val="20"/>
         </w:rPr>
-        <w:t xml:space="preserve">Date : </w:t>
+        <w:t xml:space="preserve">Date : </w:t>
       </w:r>
       <w:r>
         <w:rPr>
@@ -154,7 +154,7 @@
           <w:color w:val="333333"/>
           <w:sz w:val="20"/>
         </w:rPr>
-        <w:t xml:space="preserve">Septembre 2026, dépôt du projet (première version en juillet 2026)</w:t>
+        <w:t xml:space="preserve">Octobre 2026, dépôt du projet (première version en juillet 2026)</w:t>
       </w:r>
     </w:p>
     <w:p>
@@ -168,7 +168,7 @@
           <w:color w:val="1F2937"/>
           <w:sz w:val="20"/>
         </w:rPr>
-        <w:t xml:space="preserve">Version : </w:t>
+        <w:t xml:space="preserve">Version : </w:t>
       </w:r>
       <w:r>
         <w:rPr>
@@ -176,7 +176,7 @@
           <w:color w:val="333333"/>
           <w:sz w:val="20"/>
         </w:rPr>
-        <w:t xml:space="preserve">2.9, essais C et D du notebook complémentaire (réassort, stabilité du modèle), assistants d'IA, portée du contrat, puis relecture finale (sources de veille, bilan d'audit, indicateurs), le 25 septembre 2026, et mise à jour du 28 septembre 2026 (hypothèses et limites, jalons validés, performance datée, réexécutions, figure redessinée, texte allégé) ; 2.8, nombre de pistes et vocabulaire du backlog alignés, le 25 septembre 2026 ; 2.7, référence à 12,65 euros décrite exactement, le 25 septembre 2026 ; 2.6, problématique et besoin reformulés plus simplement, le 24 septembre 2026 ; 2.5, quatrième passage d'audit et preuves actualisées (veille capturée, outils de pilotage), le 18 septembre 2026 ; 2.4, grille portée à seize indicateurs ; 2.3, corrigée après les trois passages d'audit, portfolio en quatre versions</w:t>
+        <w:t xml:space="preserve">2.10, mise à jour du 1er octobre 2026 (jalon J4 réussi le 30 septembre, relecture des essais C et D en cours, date du dépôt, typographie) ; 2.9, essais C et D du notebook complémentaire (réassort, stabilité du modèle), assistants d'IA, portée du contrat, puis relecture finale (sources de veille, bilan d'audit, indicateurs), le 25 septembre 2026, et mise à jour du 28 septembre 2026 (hypothèses et limites, jalons validés, performance datée, réexécutions, figure redessinée, texte allégé) ; 2.8, nombre de pistes et vocabulaire du backlog alignés, le 25 septembre 2026 ; 2.7, référence à 12,65 euros décrite exactement, le 25 septembre 2026 ; 2.6, problématique et besoin reformulés plus simplement, le 24 septembre 2026 ; 2.5, quatrième passage d'audit et preuves actualisées (veille capturée, outils de pilotage), le 18 septembre 2026 ; 2.4, grille portée à seize indicateurs ; 2.3, corrigée après les trois passages d'audit, portfolio en quatre versions</w:t>
       </w:r>
     </w:p>
     <w:p>
@@ -238,7 +238,7 @@
           <w:color w:val="333333"/>
           <w:sz w:val="21"/>
         </w:rPr>
-        <w:t xml:space="preserve">Le notebook du projet 6 rapprochait deux systèmes et calculait le chiffre d'affaires. Ses contrôles ne se rejouaient pas, ses outils n'étaient pas justifiés et il décrivait sans expliquer. J'ai comparé quatre améliorations à au moins une autre option, sur sept critères : chaque choix se vérifie.</w:t>
+        <w:t xml:space="preserve">Le notebook du projet 6 rapprochait deux systèmes et calculait le chiffre d'affaires. Ses contrôles ne se rejouaient pas, ses outils n'étaient pas justifiés et il décrivait sans expliquer. J'ai comparé quatre améliorations à au moins une autre option, sur sept critères, et chaque mesure est dans le notebook.</w:t>
       </w:r>
     </w:p>
     <w:tbl>
@@ -461,7 +461,7 @@
                 <w:color w:val="333333"/>
                 <w:sz w:val="18"/>
               </w:rPr>
-              <w:t xml:space="preserve">9 lignes ERP en infraction isolées sur 825 ; les règles de l'ERP en 14 lignes, là où les neuf contrôles manuels du projet 6 en demandaient environ 55</w:t>
+              <w:t xml:space="preserve">9 lignes ERP en infraction isolées sur 825 ; les règles de l'ERP en 14 lignes, là où les neuf contrôles manuels du projet 6 en demandaient environ 55</w:t>
             </w:r>
           </w:p>
         </w:tc>
@@ -659,7 +659,7 @@
                 <w:color w:val="333333"/>
                 <w:sz w:val="18"/>
               </w:rPr>
-              <w:t xml:space="preserve">Pouvoir explicatif de 0,72, de 0,53 à 0,76 selon le découpage ; premier facteur du modèle : le stock disponible</w:t>
+              <w:t xml:space="preserve">Pouvoir explicatif de 0,72, de 0,53 à 0,76 selon le découpage ; premier facteur du modèle : le stock disponible</w:t>
             </w:r>
           </w:p>
         </w:tc>
@@ -787,7 +787,7 @@
           <w:color w:val="333333"/>
           <w:sz w:val="21"/>
         </w:rPr>
-        <w:t xml:space="preserve"> Les sources sont classées par niveau de fiabilité : documentation officielle, article scientifique, benchmark public, donnée ouverte, retour d'expérience. Quatre dispositifs automatisent la collecte. Sept critères de comparaison sont fixés avant la recherche : qualité et robustesse, biais, coût en temps, reproductibilité, sécurité et conformité, maintenabilité, sobriété et impact.</w:t>
+        <w:t xml:space="preserve"> Les sources sont classées par niveau de fiabilité : documentation officielle, article scientifique, benchmark public, donnée ouverte, retour d'expérience. Quatre dispositifs automatisent la collecte. Sept critères de comparaison sont fixés avant la recherche : qualité et robustesse, biais, coût en temps, reproductibilité, sécurité et conformité, maintenabilité, sobriété et impact.</w:t>
       </w:r>
     </w:p>
     <w:p>
@@ -842,7 +842,7 @@
           <w:color w:val="333333"/>
           <w:sz w:val="20"/>
         </w:rPr>
-        <w:t xml:space="preserve"> « Comment donner chaque mois à la direction et aux services de BottleNeck des chiffres fiables de ventes, de marges et de stocks, tirés de l'ERP et du site, pour décider quelles références réassortir en priorité et quelles erreurs faire corriger dans ces deux outils ? » C'est la demande de Nicolas, responsable des ventes, au projet 6, rendue mesurable et rejouable.</w:t>
+        <w:t xml:space="preserve"> « Comment donner chaque mois à la direction et aux services de BottleNeck des chiffres fiables de ventes, de marges et de stocks, tirés de l'ERP et du site, pour décider quelles références réassortir en priorité et quelles erreurs faire corriger dans ces deux outils ? » C'est la demande de Nicolas, responsable des ventes, au projet 6, rendue mesurable et rejouable.</w:t>
       </w:r>
     </w:p>
     <w:p>
@@ -896,7 +896,7 @@
           <w:color w:val="333333"/>
           <w:sz w:val="21"/>
         </w:rPr>
-        <w:t xml:space="preserve">Neuf contraintes ont chacune leur réponse. Chaque indicateur a un seuil, posé dans la première version du dossier. Tous sont atteints, sauf la clarté de la restitution, qui attend la mise en situation. Exemples : 9 types d'anomalies ; un pouvoir explicatif de 0,72 sur le jeu de test, 0,67 en moyenne sur cinq découpages. À deux millions de lignes, Polars et DuckDB sont 4,1 fois et 2,9 fois plus rapides que pandas le 4 août (exécution livrée) ; 8,1 et 5,7 fois sur mon poste le 25 septembre. Quatre séquences de formation, avec des dispositions d'accessibilité, accompagnent les utilisateurs non techniques.</w:t>
+        <w:t xml:space="preserve">Neuf contraintes ont chacune leur réponse. Chaque indicateur a un seuil, posé dans la première version du dossier. Tous sont atteints, sauf la clarté de la restitution, qui attend la mise en situation. Exemples : 9 types d'anomalies ; un pouvoir explicatif de 0,72 sur le jeu de test, 0,67 en moyenne sur cinq découpages. À deux millions de lignes, Polars et DuckDB sont 4,1 fois et 2,9 fois plus rapides que pandas le 4 août (exécution livrée) ; 8,1 et 5,7 fois sur mon poste le 25 septembre. Quatre séquences de formation, avec des dispositions d'accessibilité, accompagnent les utilisateurs non techniques.</w:t>
       </w:r>
     </w:p>
     <w:p>
@@ -916,7 +916,7 @@
           <w:color w:val="333333"/>
           <w:sz w:val="21"/>
         </w:rPr>
-        <w:t xml:space="preserve">Sept lots vont du cadrage à la montée en charge. Le backlog compte neuf tâches, écrites du point de vue de l'utilisateur, pour 32 points. Le tableau de suivi a cinq colonnes et deux tâches en cours au plus. Quatre itérations mènent à cinq jalons. J1 a été validé en séance le 18 septembre, J2 et J3 le 25 septembre ; J4 est présenté en séance 3, le 2 octobre, et J5 à la soutenance, la semaine du 12 octobre. Le registre suit douze risques et leurs mesures de réduction.</w:t>
+        <w:t xml:space="preserve">Sept lots vont du cadrage à la montée en charge. Le backlog compte neuf tâches, écrites du point de vue de l'utilisateur, pour 32 points. Le tableau de suivi a cinq colonnes et deux tâches en cours au plus. Quatre itérations mènent à cinq jalons. J1 a été validé en séance le 18 septembre, J2 et J3 le 25 septembre. J4 a réussi sur mon poste le 30 septembre ; sa validation est demandée en séance 3, le 2 octobre. J5 viendra à la soutenance, la semaine du 12 octobre. Le registre suit douze risques et leurs mesures de réduction.</w:t>
       </w:r>
     </w:p>
     <w:p>
@@ -928,7 +928,7 @@
           <w:color w:val="333333"/>
           <w:sz w:val="21"/>
         </w:rPr>
-        <w:t xml:space="preserve">Un risque s'est réalisé : le code et la documentation se sont désynchronisés. Mon contrôle final a relevé vingt-neuf écarts en trois passages, dont trois sur des chiffres publiés dès le premier. Le quatrième, le 17 septembre 2026, contre la grille de l'énoncé mis à jour, en a relevé onze de forme. Tous sont corrigés. Je place désormais ce contrôle à chaque fin d'itération et après chaque modification.</w:t>
+        <w:t xml:space="preserve">Un risque s'est réalisé : le code et la documentation se sont désynchronisés. Mon contrôle final a relevé vingt-neuf écarts en trois passages, dont trois sur des chiffres publiés dès le premier. Le quatrième, le 17 septembre 2026, contre la grille de l'énoncé mis à jour, en a relevé onze de forme. Tous sont corrigés. Je place désormais ce contrôle à chaque fin d'itération et après chaque modification.</w:t>
       </w:r>
     </w:p>
     <w:p>
@@ -948,7 +948,7 @@
           <w:color w:val="333333"/>
           <w:sz w:val="21"/>
         </w:rPr>
-        <w:t xml:space="preserve">Chaque axe a son essai tracé : demande, variantes, résultat mesuré, décision et motif, vérification (journal complet dans la démarche). Les essais consignés sont faits avec Claude (Anthropic). J'ai aussi utilisé ChatGPT (OpenAI), surtout pour la rédaction, la relecture, la recherche d'idées et le code ; ces échanges n'ont pas été archivés. Les chiffres des essais C et D ont été recalculés par l'assistant dans un script séparé ; ma relecture est prévue avant la séance 3.</w:t>
+        <w:t xml:space="preserve">Chaque axe a son essai tracé : demande, variantes, résultat mesuré, décision et motif, vérification (journal complet dans la démarche). Les essais consignés sont faits avec Claude (Anthropic). J'ai aussi utilisé ChatGPT (OpenAI), surtout pour la rédaction, la relecture, la recherche d'idées et le code ; ces échanges n'ont pas été archivés. Les chiffres des essais C et D ont été recalculés par l'assistant dans un script séparé ; ma relecture est en cours.</w:t>
       </w:r>
     </w:p>
     <w:tbl>
@@ -1226,7 +1226,7 @@
                 <w:color w:val="333333"/>
                 <w:sz w:val="18"/>
               </w:rPr>
-              <w:t xml:space="preserve">Concentration faible : 435 références sur 689, soit 63 %, font 80 % du chiffre d'affaires</w:t>
+              <w:t xml:space="preserve">Concentration faible : 435 références sur 689, soit 63 %, font 80 % du chiffre d'affaires</w:t>
             </w:r>
           </w:p>
         </w:tc>
@@ -1543,7 +1543,7 @@
           <w:color w:val="64748B"/>
           <w:sz w:val="17"/>
         </w:rPr>
-        <w:t xml:space="preserve">Figure 1. Concentration du chiffre d'affaires sur les 689 références qui vendent : 435 font 80 % du chiffre d'affaires, une concentration faible. Figure redessinée à partir des sorties du notebook (mêmes données).</w:t>
+        <w:t xml:space="preserve">Figure 1. Concentration du chiffre d'affaires sur les 689 références qui vendent : 435 font 80 % du chiffre d'affaires, une concentration faible. Figure redessinée à partir des sorties du notebook (mêmes données).</w:t>
       </w:r>
     </w:p>
     <w:p>
@@ -1565,7 +1565,7 @@
           <w:color w:val="333333"/>
           <w:sz w:val="21"/>
         </w:rPr>
-        <w:t xml:space="preserve"> Quatre hypothèses guidaient les essais. H1 : un contrat déclaratif contrôle mieux la qualité que des contrôles écrits à la main (confirmée). H2 : changer de moteur n'apporte rien au volume actuel, mais compte à grande échelle (confirmée). H3 : la détection multivariée voit des cas que l'univariée ignore (confirmée : 26 signaux de plus, nombre fixé par le taux de 5 %). H4 : des facteurs identifiables expliquent les ventes (confirmée avec réserve). Six réserves accompagnent les résultats (démarche, section 7). L'échantillon compte 714 produits, et le pouvoir explicatif va de 0,53 à 0,76 selon le découpage. Les anomalies sont des signaux à vérifier. Le lien entre stock et ventes n'est pas causal. Les données couvrent un seul mois. Les suggestions de l'assistant demandent une relecture. Les colonnes d'avis valent zéro.</w:t>
+        <w:t xml:space="preserve"> Quatre hypothèses guidaient les essais. H1 : un contrat déclaratif contrôle mieux la qualité que des contrôles écrits à la main (confirmée). H2 : changer de moteur n'apporte rien au volume actuel, mais compte à grande échelle (confirmée). H3 : la détection multivariée voit des cas que l'univariée ignore (confirmée : 26 signaux de plus, nombre fixé par le taux de 5 %). H4 : des facteurs identifiables expliquent les ventes (confirmée avec réserve). Six réserves accompagnent les résultats (démarche, section 7). L'échantillon compte 714 produits, et le pouvoir explicatif va de 0,53 à 0,76 selon le découpage. Les anomalies sont des signaux à vérifier. Le lien entre stock et ventes n'est pas causal. Les données couvrent un seul mois. Les suggestions de l'assistant demandent une relecture. Les colonnes d'avis valent zéro.</w:t>
       </w:r>
     </w:p>
     <w:p>
@@ -1585,7 +1585,7 @@
           <w:color w:val="333333"/>
           <w:sz w:val="21"/>
         </w:rPr>
-        <w:t>Reprise de la grille officielle du projet. Pour chaque indicateur : où la preuve est apportée, et le statut. Le détail de la vérification figure dans le document d'audit de conformité.</w:t>
+        <w:t>Reprise de la grille officielle du projet. Pour chaque indicateur : où la preuve est apportée, et le statut. Le détail de la vérification figure dans le document d'audit de conformité.</w:t>
       </w:r>
     </w:p>
     <w:p>
@@ -1728,7 +1728,7 @@
                 <w:color w:val="333333"/>
                 <w:sz w:val="17"/>
               </w:rPr>
-              <w:t>Document de veille, section 3 : quatre tableaux comparatifs</w:t>
+              <w:t>Document de veille, section 3 : quatre tableaux comparatifs</w:t>
             </w:r>
           </w:p>
         </w:tc>
@@ -1795,7 +1795,7 @@
                 <w:color w:val="333333"/>
                 <w:sz w:val="17"/>
               </w:rPr>
-              <w:t xml:space="preserve">Document de veille, section 6 : six pistes et boucle de réévaluation</w:t>
+              <w:t xml:space="preserve">Document de veille, section 6 : six pistes et boucle de réévaluation</w:t>
             </w:r>
           </w:p>
         </w:tc>
@@ -1861,7 +1861,7 @@
                 <w:color w:val="333333"/>
                 <w:sz w:val="17"/>
               </w:rPr>
-              <w:t xml:space="preserve">Document de veille, section 4 : seize sources datées, cliquables et classées par niveau de fiabilité ; section 4.2 : six sources métier</w:t>
+              <w:t xml:space="preserve">Document de veille, section 4 : seize sources datées, cliquables et classées par niveau de fiabilité ; section 4.2 : six sources métier</w:t>
             </w:r>
           </w:p>
         </w:tc>
@@ -1994,7 +1994,7 @@
                 <w:color w:val="333333"/>
                 <w:sz w:val="17"/>
               </w:rPr>
-              <w:t>Document de veille, section 2.2 et annexe A : quatre dispositifs automatisés, installés et capturés</w:t>
+              <w:t>Document de veille, section 2.2 et annexe A : quatre dispositifs automatisés, installés et capturés</w:t>
             </w:r>
           </w:p>
         </w:tc>
@@ -2366,7 +2366,7 @@
                 <w:color w:val="333333"/>
                 <w:sz w:val="17"/>
               </w:rPr>
-              <w:t>Cahier des charges, section 1.1 : six dimensions analysées</w:t>
+              <w:t>Cahier des charges, section 1.1 : six dimensions analysées</w:t>
             </w:r>
           </w:p>
         </w:tc>
@@ -2499,7 +2499,7 @@
                 <w:color w:val="333333"/>
                 <w:sz w:val="17"/>
               </w:rPr>
-              <w:t>Cahier des charges, section 2.2 : cinq priorités ordonnées et motivées</w:t>
+              <w:t>Cahier des charges, section 2.2 : cinq priorités ordonnées et motivées</w:t>
             </w:r>
           </w:p>
         </w:tc>
@@ -2566,7 +2566,7 @@
                 <w:color w:val="333333"/>
                 <w:sz w:val="17"/>
               </w:rPr>
-              <w:t>Cahier des charges, section 2.1 : objectifs, enjeux et conséquence en cas d'échec</w:t>
+              <w:t>Cahier des charges, section 2.1 : objectifs, enjeux et conséquence en cas d'échec</w:t>
             </w:r>
           </w:p>
         </w:tc>
@@ -2793,7 +2793,7 @@
                 <w:color w:val="333333"/>
                 <w:sz w:val="18"/>
               </w:rPr>
-              <w:t xml:space="preserve">Cahier des charges, section 3 (périmètre) et section 6 (cinq jalons, livrables, semaines) ; gestion de projet, section 4</w:t>
+              <w:t xml:space="preserve">Cahier des charges, section 3 (périmètre) et section 6 (cinq jalons, livrables, semaines) ; gestion de projet, section 4</w:t>
             </w:r>
           </w:p>
         </w:tc>
@@ -2911,7 +2911,7 @@
                 <w:color w:val="333333"/>
                 <w:sz w:val="18"/>
               </w:rPr>
-              <w:t xml:space="preserve">Page d'identification, sommaire actualisable, pagination, tableaux uniformes, annexe des documents de référence ; sommaire actualisé à l'export PDF</w:t>
+              <w:t xml:space="preserve">Page d'identification, sommaire actualisable, pagination, tableaux uniformes, annexe des documents de référence ; sommaire actualisé à l'export PDF</w:t>
             </w:r>
           </w:p>
         </w:tc>
@@ -3346,7 +3346,7 @@
                 <w:color w:val="333333"/>
                 <w:sz w:val="17"/>
               </w:rPr>
-              <w:t>Document de gestion de projet : Kanban dans Notion et GitHub Projects, frise datée, registre des risques</w:t>
+              <w:t>Document de gestion de projet : Kanban dans Notion et GitHub Projects, frise datée, registre des risques</w:t>
             </w:r>
           </w:p>
         </w:tc>
@@ -3629,7 +3629,7 @@
           <w:color w:val="333333"/>
           <w:sz w:val="21"/>
         </w:rPr>
-        <w:t xml:space="preserve">Deux résultats surprennent. Sur la performance, je recommande de ne rien changer : au volume actuel, un autre outil n'apporterait rien. Et le contrôle final, en quatre passages, a relevé quarante écarts, dont vingt-neuf sur le fond et les chiffres, dans un dossier que je croyais terminé.</w:t>
+        <w:t xml:space="preserve">Deux résultats surprennent. Sur la performance, je recommande de ne rien changer : au volume actuel, un autre outil n'apporterait rien. Et le contrôle final, en quatre passages, a relevé quarante écarts, dont vingt-neuf sur le fond et les chiffres, dans un dossier que je croyais terminé.</w:t>
       </w:r>
     </w:p>
     <w:p>
@@ -3935,7 +3935,7 @@
         <w:rFonts w:asciiTheme="minorHAnsi" w:eastAsiaTheme="minorEastAsia" w:hAnsiTheme="minorHAnsi" w:cstheme="minorBidi"/>
         <w:sz w:val="22"/>
         <w:szCs w:val="22"/>
-        <w:lang w:val="en-US" w:eastAsia="en-US" w:bidi="ar-SA"/>
+        <w:lang w:val="fr-FR" w:eastAsia="en-US" w:bidi="ar-SA"/>
       </w:rPr>
     </w:rPrDefault>
     <w:pPrDefault>

--- a/livrables/Lippens_Charles_2_synthese_globale_092026.docx
+++ b/livrables/Lippens_Charles_2_synthese_globale_092026.docx
@@ -165,7 +165,7 @@
         <w:rPr>
           <w:rFonts w:ascii="Calibri" w:hAnsi="Calibri"/>
           <w:b/>
-          <w:color w:val="1F2937"/>
+          <w:color w:val="333333"/>
           <w:sz w:val="20"/>
         </w:rPr>
         <w:t xml:space="preserve">Version : </w:t>
@@ -173,10 +173,11 @@
       <w:r>
         <w:rPr>
           <w:rFonts w:ascii="Calibri" w:hAnsi="Calibri"/>
+          <w:b w:val="0"/>
           <w:color w:val="333333"/>
           <w:sz w:val="20"/>
         </w:rPr>
-        <w:t xml:space="preserve">2.10, mise à jour du 1er octobre 2026 (jalon J4 réussi le 30 septembre, relecture des essais C et D en cours, date du dépôt, typographie) ; 2.9, essais C et D du notebook complémentaire (réassort, stabilité du modèle), assistants d'IA, portée du contrat, puis relecture finale (sources de veille, bilan d'audit, indicateurs), le 25 septembre 2026, et mise à jour du 28 septembre 2026 (hypothèses et limites, jalons validés, performance datée, réexécutions, figure redessinée, texte allégé) ; 2.8, nombre de pistes et vocabulaire du backlog alignés, le 25 septembre 2026 ; 2.7, référence à 12,65 euros décrite exactement, le 25 septembre 2026 ; 2.6, problématique et besoin reformulés plus simplement, le 24 septembre 2026 ; 2.5, quatrième passage d'audit et preuves actualisées (veille capturée, outils de pilotage), le 18 septembre 2026 ; 2.4, grille portée à seize indicateurs ; 2.3, corrigée après les trois passages d'audit, portfolio en quatre versions</w:t>
+        <w:t xml:space="preserve">2.11, jalon J4 validé en séance 3, le 2 octobre 2026 ; 2.10, mise à jour du 1er octobre 2026 (jalon J4 réussi le 30 septembre, relecture des essais C et D en cours, date du dépôt, typographie) ; 2.9, essais C et D du notebook complémentaire (réassort, stabilité du modèle), assistants d'IA, portée du contrat, puis relecture finale (sources de veille, bilan d'audit, indicateurs), le 25 septembre 2026, et mise à jour du 28 septembre 2026 (hypothèses et limites, jalons validés, performance datée, réexécutions, figure redessinée, texte allégé) ; 2.8, nombre de pistes et vocabulaire du backlog alignés, le 25 septembre 2026 ; 2.7, référence à 12,65 euros décrite exactement, le 25 septembre 2026 ; 2.6, problématique et besoin reformulés plus simplement, le 24 septembre 2026 ; 2.5, quatrième passage d'audit et preuves actualisées (veille capturée, outils de pilotage), le 18 septembre 2026 ; 2.4, grille portée à seize indicateurs ; 2.3, corrigée après les trois passages d'audit, portfolio en quatre versions</w:t>
       </w:r>
     </w:p>
     <w:p>
@@ -199,19 +200,398 @@
       </w:r>
     </w:p>
     <w:p>
+      <w:pPr>
+        <w:tabs>
+          <w:tab w:val="right" w:leader="dot" w:pos="9298"/>
+        </w:tabs>
+        <w:spacing w:after="40"/>
+        <w:ind w:left="0"/>
+      </w:pPr>
       <w:r>
-        <w:fldChar w:fldCharType="begin" w:dirty="true"/>
+        <w:fldChar w:fldCharType="begin"/>
+      </w:r>
+      <w:r>
         <w:instrText xml:space="preserve">TOC \o "1-3" \h \z \u</w:instrText>
+      </w:r>
+      <w:r>
         <w:fldChar w:fldCharType="separate"/>
       </w:r>
-      <w:r>
-        <w:rPr>
-          <w:i/>
-          <w:color w:val="64748B"/>
-          <w:sz w:val="18"/>
-        </w:rPr>
-        <w:t>Ouvrez le document dans Word puis appuyez sur F9 pour actualiser le sommaire.</w:t>
-      </w:r>
+      <w:hyperlink w:anchor="_TocP130001" w:history="1">
+        <w:r>
+          <w:rPr>
+            <w:rFonts w:ascii="Calibri" w:hAnsi="Calibri"/>
+            <w:color w:val="1F2937"/>
+            <w:sz w:val="21"/>
+          </w:rPr>
+          <w:t xml:space="preserve">1. Résumé pour un lecteur pressé</w:t>
+        </w:r>
+        <w:r>
+          <w:rPr>
+            <w:rFonts w:ascii="Calibri" w:hAnsi="Calibri"/>
+            <w:color w:val="1F2937"/>
+            <w:sz w:val="21"/>
+          </w:rPr>
+          <w:tab/>
+        </w:r>
+        <w:r>
+          <w:rPr>
+            <w:rFonts w:ascii="Calibri" w:hAnsi="Calibri"/>
+            <w:color w:val="1F2937"/>
+            <w:sz w:val="21"/>
+          </w:rPr>
+          <w:t>3</w:t>
+        </w:r>
+      </w:hyperlink>
+    </w:p>
+    <w:p>
+      <w:pPr>
+        <w:tabs>
+          <w:tab w:val="right" w:leader="dot" w:pos="9298"/>
+        </w:tabs>
+        <w:spacing w:after="40"/>
+        <w:ind w:left="0"/>
+      </w:pPr>
+      <w:hyperlink w:anchor="_TocP130002" w:history="1">
+        <w:r>
+          <w:rPr>
+            <w:rFonts w:ascii="Calibri" w:hAnsi="Calibri"/>
+            <w:color w:val="1F2937"/>
+            <w:sz w:val="21"/>
+          </w:rPr>
+          <w:t xml:space="preserve">2. Veille métier et technologique</w:t>
+        </w:r>
+        <w:r>
+          <w:rPr>
+            <w:rFonts w:ascii="Calibri" w:hAnsi="Calibri"/>
+            <w:color w:val="1F2937"/>
+            <w:sz w:val="21"/>
+          </w:rPr>
+          <w:tab/>
+        </w:r>
+        <w:r>
+          <w:rPr>
+            <w:rFonts w:ascii="Calibri" w:hAnsi="Calibri"/>
+            <w:color w:val="1F2937"/>
+            <w:sz w:val="21"/>
+          </w:rPr>
+          <w:t>3</w:t>
+        </w:r>
+      </w:hyperlink>
+    </w:p>
+    <w:p>
+      <w:pPr>
+        <w:tabs>
+          <w:tab w:val="right" w:leader="dot" w:pos="9298"/>
+        </w:tabs>
+        <w:spacing w:after="40"/>
+        <w:ind w:left="0"/>
+      </w:pPr>
+      <w:hyperlink w:anchor="_TocP130003" w:history="1">
+        <w:r>
+          <w:rPr>
+            <w:rFonts w:ascii="Calibri" w:hAnsi="Calibri"/>
+            <w:color w:val="1F2937"/>
+            <w:sz w:val="21"/>
+          </w:rPr>
+          <w:t xml:space="preserve">3. Cadrage et cahier des charges</w:t>
+        </w:r>
+        <w:r>
+          <w:rPr>
+            <w:rFonts w:ascii="Calibri" w:hAnsi="Calibri"/>
+            <w:color w:val="1F2937"/>
+            <w:sz w:val="21"/>
+          </w:rPr>
+          <w:tab/>
+        </w:r>
+        <w:r>
+          <w:rPr>
+            <w:rFonts w:ascii="Calibri" w:hAnsi="Calibri"/>
+            <w:color w:val="1F2937"/>
+            <w:sz w:val="21"/>
+          </w:rPr>
+          <w:t>3</w:t>
+        </w:r>
+      </w:hyperlink>
+    </w:p>
+    <w:p>
+      <w:pPr>
+        <w:tabs>
+          <w:tab w:val="right" w:leader="dot" w:pos="9298"/>
+        </w:tabs>
+        <w:spacing w:after="40"/>
+        <w:ind w:left="0"/>
+      </w:pPr>
+      <w:hyperlink w:anchor="_TocP130004" w:history="1">
+        <w:r>
+          <w:rPr>
+            <w:rFonts w:ascii="Calibri" w:hAnsi="Calibri"/>
+            <w:color w:val="1F2937"/>
+            <w:sz w:val="21"/>
+          </w:rPr>
+          <w:t xml:space="preserve">4. Organisation et pilotage</w:t>
+        </w:r>
+        <w:r>
+          <w:rPr>
+            <w:rFonts w:ascii="Calibri" w:hAnsi="Calibri"/>
+            <w:color w:val="1F2937"/>
+            <w:sz w:val="21"/>
+          </w:rPr>
+          <w:tab/>
+        </w:r>
+        <w:r>
+          <w:rPr>
+            <w:rFonts w:ascii="Calibri" w:hAnsi="Calibri"/>
+            <w:color w:val="1F2937"/>
+            <w:sz w:val="21"/>
+          </w:rPr>
+          <w:t>4</w:t>
+        </w:r>
+      </w:hyperlink>
+    </w:p>
+    <w:p>
+      <w:pPr>
+        <w:tabs>
+          <w:tab w:val="right" w:leader="dot" w:pos="9298"/>
+        </w:tabs>
+        <w:spacing w:after="40"/>
+        <w:ind w:left="0"/>
+      </w:pPr>
+      <w:hyperlink w:anchor="_TocP130005" w:history="1">
+        <w:r>
+          <w:rPr>
+            <w:rFonts w:ascii="Calibri" w:hAnsi="Calibri"/>
+            <w:color w:val="1F2937"/>
+            <w:sz w:val="21"/>
+          </w:rPr>
+          <w:t xml:space="preserve">5. Démarche outillée par l'IA</w:t>
+        </w:r>
+        <w:r>
+          <w:rPr>
+            <w:rFonts w:ascii="Calibri" w:hAnsi="Calibri"/>
+            <w:color w:val="1F2937"/>
+            <w:sz w:val="21"/>
+          </w:rPr>
+          <w:tab/>
+        </w:r>
+        <w:r>
+          <w:rPr>
+            <w:rFonts w:ascii="Calibri" w:hAnsi="Calibri"/>
+            <w:color w:val="1F2937"/>
+            <w:sz w:val="21"/>
+          </w:rPr>
+          <w:t>4</w:t>
+        </w:r>
+      </w:hyperlink>
+    </w:p>
+    <w:p>
+      <w:pPr>
+        <w:tabs>
+          <w:tab w:val="right" w:leader="dot" w:pos="9298"/>
+        </w:tabs>
+        <w:spacing w:after="40"/>
+        <w:ind w:left="0"/>
+      </w:pPr>
+      <w:hyperlink w:anchor="_TocP130006" w:history="1">
+        <w:r>
+          <w:rPr>
+            <w:rFonts w:ascii="Calibri" w:hAnsi="Calibri"/>
+            <w:color w:val="1F2937"/>
+            <w:sz w:val="21"/>
+          </w:rPr>
+          <w:t xml:space="preserve">6. Grille des indicateurs de qualité, renseignée</w:t>
+        </w:r>
+        <w:r>
+          <w:rPr>
+            <w:rFonts w:ascii="Calibri" w:hAnsi="Calibri"/>
+            <w:color w:val="1F2937"/>
+            <w:sz w:val="21"/>
+          </w:rPr>
+          <w:tab/>
+        </w:r>
+        <w:r>
+          <w:rPr>
+            <w:rFonts w:ascii="Calibri" w:hAnsi="Calibri"/>
+            <w:color w:val="1F2937"/>
+            <w:sz w:val="21"/>
+          </w:rPr>
+          <w:t>5</w:t>
+        </w:r>
+      </w:hyperlink>
+    </w:p>
+    <w:p>
+      <w:pPr>
+        <w:tabs>
+          <w:tab w:val="right" w:leader="dot" w:pos="9298"/>
+        </w:tabs>
+        <w:spacing w:after="40"/>
+        <w:ind w:left="340"/>
+      </w:pPr>
+      <w:hyperlink w:anchor="_TocP130007" w:history="1">
+        <w:r>
+          <w:rPr>
+            <w:rFonts w:ascii="Calibri" w:hAnsi="Calibri"/>
+            <w:color w:val="1F2937"/>
+            <w:sz w:val="21"/>
+          </w:rPr>
+          <w:t xml:space="preserve">6.1 Veille technologique et méthodologique</w:t>
+        </w:r>
+        <w:r>
+          <w:rPr>
+            <w:rFonts w:ascii="Calibri" w:hAnsi="Calibri"/>
+            <w:color w:val="1F2937"/>
+            <w:sz w:val="21"/>
+          </w:rPr>
+          <w:tab/>
+        </w:r>
+        <w:r>
+          <w:rPr>
+            <w:rFonts w:ascii="Calibri" w:hAnsi="Calibri"/>
+            <w:color w:val="1F2937"/>
+            <w:sz w:val="21"/>
+          </w:rPr>
+          <w:t>5</w:t>
+        </w:r>
+      </w:hyperlink>
+    </w:p>
+    <w:p>
+      <w:pPr>
+        <w:tabs>
+          <w:tab w:val="right" w:leader="dot" w:pos="9298"/>
+        </w:tabs>
+        <w:spacing w:after="40"/>
+        <w:ind w:left="340"/>
+      </w:pPr>
+      <w:hyperlink w:anchor="_TocP130008" w:history="1">
+        <w:r>
+          <w:rPr>
+            <w:rFonts w:ascii="Calibri" w:hAnsi="Calibri"/>
+            <w:color w:val="1F2937"/>
+            <w:sz w:val="21"/>
+          </w:rPr>
+          <w:t xml:space="preserve">6.2 Identification du besoin métier</w:t>
+        </w:r>
+        <w:r>
+          <w:rPr>
+            <w:rFonts w:ascii="Calibri" w:hAnsi="Calibri"/>
+            <w:color w:val="1F2937"/>
+            <w:sz w:val="21"/>
+          </w:rPr>
+          <w:tab/>
+        </w:r>
+        <w:r>
+          <w:rPr>
+            <w:rFonts w:ascii="Calibri" w:hAnsi="Calibri"/>
+            <w:color w:val="1F2937"/>
+            <w:sz w:val="21"/>
+          </w:rPr>
+          <w:t>6</w:t>
+        </w:r>
+      </w:hyperlink>
+    </w:p>
+    <w:p>
+      <w:pPr>
+        <w:tabs>
+          <w:tab w:val="right" w:leader="dot" w:pos="9298"/>
+        </w:tabs>
+        <w:spacing w:after="40"/>
+        <w:ind w:left="340"/>
+      </w:pPr>
+      <w:hyperlink w:anchor="_TocP130009" w:history="1">
+        <w:r>
+          <w:rPr>
+            <w:rFonts w:ascii="Calibri" w:hAnsi="Calibri"/>
+            <w:color w:val="1F2937"/>
+            <w:sz w:val="21"/>
+          </w:rPr>
+          <w:t xml:space="preserve">6.3 Formalisation du cahier des charges fonctionnel</w:t>
+        </w:r>
+        <w:r>
+          <w:rPr>
+            <w:rFonts w:ascii="Calibri" w:hAnsi="Calibri"/>
+            <w:color w:val="1F2937"/>
+            <w:sz w:val="21"/>
+          </w:rPr>
+          <w:tab/>
+        </w:r>
+        <w:r>
+          <w:rPr>
+            <w:rFonts w:ascii="Calibri" w:hAnsi="Calibri"/>
+            <w:color w:val="1F2937"/>
+            <w:sz w:val="21"/>
+          </w:rPr>
+          <w:t>6</w:t>
+        </w:r>
+      </w:hyperlink>
+    </w:p>
+    <w:p>
+      <w:pPr>
+        <w:tabs>
+          <w:tab w:val="right" w:leader="dot" w:pos="9298"/>
+        </w:tabs>
+        <w:spacing w:after="40"/>
+        <w:ind w:left="340"/>
+      </w:pPr>
+      <w:hyperlink w:anchor="_TocP130010" w:history="1">
+        <w:r>
+          <w:rPr>
+            <w:rFonts w:ascii="Calibri" w:hAnsi="Calibri"/>
+            <w:color w:val="1F2937"/>
+            <w:sz w:val="21"/>
+          </w:rPr>
+          <w:t xml:space="preserve">6.4 Objectifs pédagogiques du projet</w:t>
+        </w:r>
+        <w:r>
+          <w:rPr>
+            <w:rFonts w:ascii="Calibri" w:hAnsi="Calibri"/>
+            <w:color w:val="1F2937"/>
+            <w:sz w:val="21"/>
+          </w:rPr>
+          <w:tab/>
+        </w:r>
+        <w:r>
+          <w:rPr>
+            <w:rFonts w:ascii="Calibri" w:hAnsi="Calibri"/>
+            <w:color w:val="1F2937"/>
+            <w:sz w:val="21"/>
+          </w:rPr>
+          <w:t>7</w:t>
+        </w:r>
+      </w:hyperlink>
+    </w:p>
+    <w:p>
+      <w:pPr>
+        <w:tabs>
+          <w:tab w:val="right" w:leader="dot" w:pos="9298"/>
+        </w:tabs>
+        <w:spacing w:after="40"/>
+        <w:ind w:left="0"/>
+      </w:pPr>
+      <w:hyperlink w:anchor="_TocP130011" w:history="1">
+        <w:r>
+          <w:rPr>
+            <w:rFonts w:ascii="Calibri" w:hAnsi="Calibri"/>
+            <w:color w:val="1F2937"/>
+            <w:sz w:val="21"/>
+          </w:rPr>
+          <w:t xml:space="preserve">7. Conclusion</w:t>
+        </w:r>
+        <w:r>
+          <w:rPr>
+            <w:rFonts w:ascii="Calibri" w:hAnsi="Calibri"/>
+            <w:color w:val="1F2937"/>
+            <w:sz w:val="21"/>
+          </w:rPr>
+          <w:tab/>
+        </w:r>
+        <w:r>
+          <w:rPr>
+            <w:rFonts w:ascii="Calibri" w:hAnsi="Calibri"/>
+            <w:color w:val="1F2937"/>
+            <w:sz w:val="21"/>
+          </w:rPr>
+          <w:t>7</w:t>
+        </w:r>
+      </w:hyperlink>
       <w:r>
         <w:fldChar w:fldCharType="end"/>
       </w:r>
@@ -225,9 +605,11 @@
       <w:pPr>
         <w:pStyle w:val="Heading1"/>
       </w:pPr>
+      <w:bookmarkStart w:id="7001" w:name="_TocP130001"/>
       <w:r>
         <w:t>1. Résumé pour un lecteur pressé</w:t>
       </w:r>
+      <w:bookmarkEnd w:id="7001"/>
     </w:p>
     <w:p>
       <w:r>
@@ -742,9 +1124,11 @@
       <w:pPr>
         <w:pStyle w:val="Heading1"/>
       </w:pPr>
+      <w:bookmarkStart w:id="7002" w:name="_TocP130002"/>
       <w:r>
         <w:t>2. Veille métier et technologique</w:t>
       </w:r>
+      <w:bookmarkEnd w:id="7002"/>
     </w:p>
     <w:p>
       <w:r>
@@ -816,9 +1200,11 @@
       <w:pPr>
         <w:pStyle w:val="Heading1"/>
       </w:pPr>
+      <w:bookmarkStart w:id="7003" w:name="_TocP130003"/>
       <w:r>
         <w:t>3. Cadrage et cahier des charges</w:t>
       </w:r>
+      <w:bookmarkEnd w:id="7003"/>
     </w:p>
     <w:p>
       <w:pPr>
@@ -903,9 +1289,11 @@
       <w:pPr>
         <w:pStyle w:val="Heading1"/>
       </w:pPr>
+      <w:bookmarkStart w:id="7004" w:name="_TocP130004"/>
       <w:r>
         <w:t>4. Organisation et pilotage</w:t>
       </w:r>
+      <w:bookmarkEnd w:id="7004"/>
     </w:p>
     <w:p>
       <w:r>
@@ -916,7 +1304,7 @@
           <w:color w:val="333333"/>
           <w:sz w:val="21"/>
         </w:rPr>
-        <w:t xml:space="preserve">Sept lots vont du cadrage à la montée en charge. Le backlog compte neuf tâches, écrites du point de vue de l'utilisateur, pour 32 points. Le tableau de suivi a cinq colonnes et deux tâches en cours au plus. Quatre itérations mènent à cinq jalons. J1 a été validé en séance le 18 septembre, J2 et J3 le 25 septembre. J4 a réussi sur mon poste le 30 septembre ; sa validation est demandée en séance 3, le 2 octobre. J5 viendra à la soutenance, la semaine du 12 octobre. Le registre suit douze risques et leurs mesures de réduction.</w:t>
+        <w:t xml:space="preserve">Sept lots vont du cadrage à la montée en charge. Le backlog compte neuf tâches, écrites du point de vue de l'utilisateur, pour 32 points. Le tableau de suivi a cinq colonnes et deux tâches en cours au plus. Quatre itérations mènent à cinq jalons. J1 a été validé en séance le 18 septembre, J2 et J3 le 25 septembre. J4 a réussi sur mon poste le 30 septembre et a été validé en séance 3, le 2 octobre. J5 viendra à la soutenance, la semaine du 12 octobre. Le registre suit douze risques et leurs mesures de réduction.</w:t>
       </w:r>
     </w:p>
     <w:p>
@@ -935,9 +1323,11 @@
       <w:pPr>
         <w:pStyle w:val="Heading1"/>
       </w:pPr>
+      <w:bookmarkStart w:id="7005" w:name="_TocP130005"/>
       <w:r>
         <w:t>5. Démarche outillée par l'IA</w:t>
       </w:r>
+      <w:bookmarkEnd w:id="7005"/>
     </w:p>
     <w:p>
       <w:r>
@@ -1572,9 +1962,11 @@
       <w:pPr>
         <w:pStyle w:val="Heading1"/>
       </w:pPr>
+      <w:bookmarkStart w:id="7006" w:name="_TocP130006"/>
       <w:r>
         <w:t>6. Grille des indicateurs de qualité, renseignée</w:t>
       </w:r>
+      <w:bookmarkEnd w:id="7006"/>
     </w:p>
     <w:p>
       <w:r>
@@ -1592,9 +1984,11 @@
       <w:pPr>
         <w:pStyle w:val="Heading2"/>
       </w:pPr>
+      <w:bookmarkStart w:id="7007" w:name="_TocP130007"/>
       <w:r>
         <w:t>6.1 Veille technologique et méthodologique</w:t>
       </w:r>
+      <w:bookmarkEnd w:id="7007"/>
     </w:p>
     <w:tbl>
       <w:tblPr>
@@ -2230,9 +2624,11 @@
       <w:pPr>
         <w:pStyle w:val="Heading2"/>
       </w:pPr>
+      <w:bookmarkStart w:id="7008" w:name="_TocP130008"/>
       <w:r>
         <w:t>6.2 Identification du besoin métier</w:t>
       </w:r>
+      <w:bookmarkEnd w:id="7008"/>
     </w:p>
     <w:tbl>
       <w:tblPr>
@@ -2602,9 +2998,11 @@
       <w:pPr>
         <w:pStyle w:val="Heading2"/>
       </w:pPr>
+      <w:bookmarkStart w:id="7009" w:name="_TocP130009"/>
       <w:r>
         <w:t xml:space="preserve">6.3 Formalisation du cahier des charges fonctionnel</w:t>
       </w:r>
+      <w:bookmarkEnd w:id="7009"/>
     </w:p>
     <w:tbl>
       <w:tblPr>
@@ -2944,9 +3342,11 @@
       <w:pPr>
         <w:pStyle w:val="Heading2"/>
       </w:pPr>
+      <w:bookmarkStart w:id="7010" w:name="_TocP130010"/>
       <w:r>
         <w:t xml:space="preserve">6.4 Objectifs pédagogiques du projet</w:t>
       </w:r>
+      <w:bookmarkEnd w:id="7010"/>
     </w:p>
     <w:tbl>
       <w:tblPr>
@@ -3604,9 +4004,11 @@
       <w:pPr>
         <w:pStyle w:val="Heading1"/>
       </w:pPr>
+      <w:bookmarkStart w:id="7011" w:name="_TocP130011"/>
       <w:r>
         <w:t>7. Conclusion</w:t>
       </w:r>
+      <w:bookmarkEnd w:id="7011"/>
     </w:p>
     <w:p>
       <w:r>

--- a/livrables/Lippens_Charles_2_synthese_globale_092026.docx
+++ b/livrables/Lippens_Charles_2_synthese_globale_092026.docx
@@ -177,7 +177,7 @@
           <w:color w:val="333333"/>
           <w:sz w:val="20"/>
         </w:rPr>
-        <w:t xml:space="preserve">2.11, jalon J4 validé en séance 3, le 2 octobre 2026 ; 2.10, mise à jour du 1er octobre 2026 (jalon J4 réussi le 30 septembre, relecture des essais C et D en cours, date du dépôt, typographie) ; 2.9, essais C et D du notebook complémentaire (réassort, stabilité du modèle), assistants d'IA, portée du contrat, puis relecture finale (sources de veille, bilan d'audit, indicateurs), le 25 septembre 2026, et mise à jour du 28 septembre 2026 (hypothèses et limites, jalons validés, performance datée, réexécutions, figure redessinée, texte allégé) ; 2.8, nombre de pistes et vocabulaire du backlog alignés, le 25 septembre 2026 ; 2.7, référence à 12,65 euros décrite exactement, le 25 septembre 2026 ; 2.6, problématique et besoin reformulés plus simplement, le 24 septembre 2026 ; 2.5, quatrième passage d'audit et preuves actualisées (veille capturée, outils de pilotage), le 18 septembre 2026 ; 2.4, grille portée à seize indicateurs ; 2.3, corrigée après les trois passages d'audit, portfolio en quatre versions</w:t>
+        <w:t xml:space="preserve">2.12, le 7 octobre 2026 : essais C et D relus, mise en situation faite ; 2.11, jalon J4 validé en séance 3, le 2 octobre 2026 ; 2.10, mise à jour du 1er octobre 2026 (jalon J4 réussi le 30 septembre, relecture des essais C et D en cours, date du dépôt, typographie) ; 2.9, essais C et D du notebook complémentaire (réassort, stabilité du modèle), assistants d'IA, portée du contrat, puis relecture finale (sources de veille, bilan d'audit, indicateurs), le 25 septembre 2026, et mise à jour du 28 septembre 2026 (hypothèses et limites, jalons validés, performance datée, réexécutions, figure redessinée, texte allégé) ; 2.8, nombre de pistes et vocabulaire du backlog alignés, le 25 septembre 2026 ; 2.7, référence à 12,65 euros décrite exactement, le 25 septembre 2026 ; 2.6, problématique et besoin reformulés plus simplement, le 24 septembre 2026 ; 2.5, quatrième passage d'audit et preuves actualisées (veille capturée, outils de pilotage), le 18 septembre 2026 ; 2.4, grille portée à seize indicateurs ; 2.3, corrigée après les trois passages d'audit, portfolio en quatre versions</w:t>
       </w:r>
     </w:p>
     <w:p>
@@ -1282,7 +1282,7 @@
           <w:color w:val="333333"/>
           <w:sz w:val="21"/>
         </w:rPr>
-        <w:t xml:space="preserve">Neuf contraintes ont chacune leur réponse. Chaque indicateur a un seuil, posé dans la première version du dossier. Tous sont atteints, sauf la clarté de la restitution, qui attend la mise en situation. Exemples : 9 types d'anomalies ; un pouvoir explicatif de 0,72 sur le jeu de test, 0,67 en moyenne sur cinq découpages. À deux millions de lignes, Polars et DuckDB sont 4,1 fois et 2,9 fois plus rapides que pandas le 4 août (exécution livrée) ; 8,1 et 5,7 fois sur mon poste le 25 septembre. Quatre séquences de formation, avec des dispositions d'accessibilité, accompagnent les utilisateurs non techniques.</w:t>
+        <w:t xml:space="preserve">Neuf contraintes ont chacune leur réponse. Chaque indicateur a un seuil, posé dans la première version du dossier. Tous sont atteints ; la clarté de la restitution l'est depuis la mise en situation du 7 octobre, cinq critères sur cinq. Exemples : 9 types d'anomalies ; un pouvoir explicatif de 0,72 sur le jeu de test, 0,67 en moyenne sur cinq découpages. À deux millions de lignes, Polars et DuckDB sont 4,1 fois et 2,9 fois plus rapides que pandas le 4 août (exécution livrée) ; 8,1 et 5,7 fois sur mon poste le 25 septembre. Quatre séquences de formation, avec des dispositions d'accessibilité, accompagnent les utilisateurs non techniques.</w:t>
       </w:r>
     </w:p>
     <w:p>
@@ -1338,7 +1338,7 @@
           <w:color w:val="333333"/>
           <w:sz w:val="21"/>
         </w:rPr>
-        <w:t xml:space="preserve">Chaque axe a son essai tracé : demande, variantes, résultat mesuré, décision et motif, vérification (journal complet dans la démarche). Les essais consignés sont faits avec Claude (Anthropic). J'ai aussi utilisé ChatGPT (OpenAI), surtout pour la rédaction, la relecture, la recherche d'idées et le code ; ces échanges n'ont pas été archivés. Les chiffres des essais C et D ont été recalculés par l'assistant dans un script séparé ; ma relecture est en cours.</w:t>
+        <w:t xml:space="preserve">Chaque axe a son essai tracé : demande, variantes, résultat mesuré, décision et motif, vérification (journal complet dans la démarche). Les essais consignés sont faits avec Claude (Anthropic). J'ai aussi utilisé ChatGPT (OpenAI), surtout pour la rédaction, la relecture, la recherche d'idées et le code ; ces échanges n'ont pas été archivés. J'ai relu et relancé le 7 octobre les essais C et D, recalculés par l'assistant dans un script séparé : mêmes chiffres.</w:t>
       </w:r>
     </w:p>
     <w:tbl>

--- a/livrables/Lippens_Charles_2_synthese_globale_092026.docx
+++ b/livrables/Lippens_Charles_2_synthese_globale_092026.docx
@@ -154,7 +154,7 @@
           <w:color w:val="333333"/>
           <w:sz w:val="20"/>
         </w:rPr>
-        <w:t xml:space="preserve">Octobre 2026, dépôt du projet (première version en juillet 2026)</w:t>
+        <w:t xml:space="preserve">Octobre 2026, dépôt du projet</w:t>
       </w:r>
     </w:p>
     <w:p>
@@ -620,7 +620,7 @@
           <w:color w:val="333333"/>
           <w:sz w:val="21"/>
         </w:rPr>
-        <w:t xml:space="preserve">Le notebook du projet 6 rapprochait deux systèmes et calculait le chiffre d'affaires. Ses contrôles ne se rejouaient pas, ses outils n'étaient pas justifiés et il décrivait sans expliquer. J'ai comparé quatre améliorations à au moins une autre option, sur sept critères, et chaque mesure est dans le notebook.</w:t>
+        <w:t xml:space="preserve">Le notebook du projet 6 rapprochait deux systèmes et calculait le chiffre d'affaires. Ses contrôles ne se rejouaient pas, ses outils n'étaient pas justifiés et il décrivait sans expliquer. J'ai comparé chacune des quatre améliorations à au moins une autre option, sur sept critères, et toutes les mesures sont dans le notebook.</w:t>
       </w:r>
     </w:p>
     <w:tbl>
@@ -908,7 +908,7 @@
                 <w:color w:val="333333"/>
                 <w:sz w:val="18"/>
               </w:rPr>
-              <w:t xml:space="preserve">Moins de 40 ms au volume réel. À 2 millions de lignes, Polars 4,1 fois et DuckDB 2,9 fois plus rapides que pandas le 4 août, 8,1 et 5,7 fois sur mon poste le 25 septembre</w:t>
+              <w:t xml:space="preserve">Moins de 40 ms au volume réel. À 2 millions de lignes, Polars 4,1 fois et DuckDB 2,9 fois plus rapides que pandas dans l'exécution livrée, 8,1 et 5,7 fois sur mon poste le 25 septembre</w:t>
             </w:r>
           </w:p>
         </w:tc>
@@ -1228,7 +1228,7 @@
           <w:color w:val="333333"/>
           <w:sz w:val="20"/>
         </w:rPr>
-        <w:t xml:space="preserve"> « Comment donner chaque mois à la direction et aux services de BottleNeck des chiffres fiables de ventes, de marges et de stocks, tirés de l'ERP et du site, pour décider quelles références réassortir en priorité et quelles erreurs faire corriger dans ces deux outils ? » C'est la demande de Nicolas, responsable des ventes, au projet 6, rendue mesurable et rejouable.</w:t>
+        <w:t xml:space="preserve"> « Comment donner chaque mois à la direction et aux services de BottleNeck des chiffres fiables de ventes, de marges et de stocks, tirés de l'ERP et du site, pour décider quelles références réassortir en priorité et quelles erreurs faire corriger dans ces deux outils ? » C'est la demande que Nicolas, responsable des ventes, formulait dans le projet 6, rendue mesurable et rejouable.</w:t>
       </w:r>
     </w:p>
     <w:p>
@@ -1253,7 +1253,7 @@
           <w:color w:val="333333"/>
           <w:sz w:val="20"/>
         </w:rPr>
-        <w:t xml:space="preserve"> Un tableau unique par produit, qui réunit l'ERP et le site et se contrôle à chaque extraction. Il donne le chiffre d'affaires réel, les références qui le portent, le réassort et les corrections prioritaires. L'analyse se refait chaque mois à l'identique, même avec plus de produits ou de ventes.</w:t>
+        <w:t xml:space="preserve"> Un tableau unique par produit, qui réunit l'ERP et le site et se contrôle à chaque extraction. Il donne le chiffre d'affaires réel, les références qui le portent, les priorités de réassort et de correction. L'analyse se refait chaque mois à l'identique, même avec plus de produits ou de ventes.</w:t>
       </w:r>
     </w:p>
     <w:p>
@@ -1270,7 +1270,7 @@
           <w:color w:val="333333"/>
           <w:sz w:val="21"/>
         </w:rPr>
-        <w:t>Le périmètre porte sur l'extraction au 31 octobre et les ventes d'octobre. Il traite le nettoyage, la jointure sur 714 produits, l'analyse du chiffre d'affaires, la détection d'anomalies, l'interprétabilité et l'accompagnement des utilisateurs. Il exclut la refonte des systèmes sources, les données personnelles, la prévision de la demande en production et toute correction automatique sans validation métier.</w:t>
+        <w:t xml:space="preserve">Le périmètre porte sur l'extraction au 31 octobre et les ventes d'octobre. Il couvre le nettoyage, la jointure sur 714 produits, l'analyse du chiffre d'affaires, la détection d'anomalies, l'interprétabilité et l'accompagnement des utilisateurs. Il exclut la refonte des systèmes sources, les données personnelles, la prévision de la demande en production et toute correction automatique sans validation métier.</w:t>
       </w:r>
     </w:p>
     <w:p>
@@ -1282,7 +1282,7 @@
           <w:color w:val="333333"/>
           <w:sz w:val="21"/>
         </w:rPr>
-        <w:t xml:space="preserve">Neuf contraintes ont chacune leur réponse. Chaque indicateur a un seuil, posé dans la première version du dossier. Tous sont atteints ; la clarté de la restitution l'est depuis la mise en situation du 7 octobre, cinq critères sur cinq. Exemples : 9 types d'anomalies ; un pouvoir explicatif de 0,72 sur le jeu de test, 0,67 en moyenne sur cinq découpages. À deux millions de lignes, Polars et DuckDB sont 4,1 fois et 2,9 fois plus rapides que pandas le 4 août (exécution livrée) ; 8,1 et 5,7 fois sur mon poste le 25 septembre. Quatre séquences de formation, avec des dispositions d'accessibilité, accompagnent les utilisateurs non techniques.</w:t>
+        <w:t xml:space="preserve">Neuf contraintes ont chacune leur réponse. Chaque indicateur a un seuil, posé dans la première version du dossier. Tous sont atteints ; la clarté de la restitution l'est depuis la mise en situation du 7 octobre, cinq critères sur cinq. Exemples : 9 types d'anomalies ; un pouvoir explicatif de 0,72 sur le jeu de test, 0,67 en moyenne sur cinq découpages. À deux millions de lignes, Polars et DuckDB sont 4,1 fois et 2,9 fois plus rapides que pandas dans l'exécution livrée ; 8,1 et 5,7 fois sur mon poste le 25 septembre. Quatre séquences de formation, avec des dispositions d'accessibilité, accompagnent les utilisateurs non techniques.</w:t>
       </w:r>
     </w:p>
     <w:p>
@@ -1304,7 +1304,7 @@
           <w:color w:val="333333"/>
           <w:sz w:val="21"/>
         </w:rPr>
-        <w:t xml:space="preserve">Sept lots vont du cadrage à la montée en charge. Le backlog compte neuf tâches, écrites du point de vue de l'utilisateur, pour 32 points. Le tableau de suivi a cinq colonnes et deux tâches en cours au plus. Quatre itérations mènent à cinq jalons. J1 a été validé en séance le 18 septembre, J2 et J3 le 25 septembre. J4 a réussi sur mon poste le 30 septembre et a été validé en séance 3, le 2 octobre. J5 viendra à la soutenance, la semaine du 12 octobre. Le registre suit douze risques et leurs mesures de réduction.</w:t>
+        <w:t xml:space="preserve">Sept lots vont du cadrage à la montée en charge. Le backlog compte neuf tâches, écrites du point de vue de l'utilisateur, pour 32 points. Le tableau de suivi a cinq colonnes et limite à deux les tâches en cours. Quatre itérations mènent à cinq jalons. J1 a été validé en séance le 18 septembre, J2 et J3 le 25 septembre. J4 a réussi sur mon poste le 30 septembre et a été validé en séance 3, le 2 octobre. J5 est prévu à la soutenance, la semaine du 12 octobre. Le registre suit douze risques et leurs mesures de réduction.</w:t>
       </w:r>
     </w:p>
     <w:p>
@@ -1316,7 +1316,7 @@
           <w:color w:val="333333"/>
           <w:sz w:val="21"/>
         </w:rPr>
-        <w:t xml:space="preserve">Un risque s'est réalisé : le code et la documentation se sont désynchronisés. Mon contrôle final a relevé vingt-neuf écarts en trois passages, dont trois sur des chiffres publiés dès le premier. Le quatrième, le 17 septembre 2026, contre la grille de l'énoncé mis à jour, en a relevé onze de forme. Tous sont corrigés. Je place désormais ce contrôle à chaque fin d'itération et après chaque modification.</w:t>
+        <w:t xml:space="preserve">Un risque s'est réalisé : le code et la documentation se sont désynchronisés. Mon contrôle final a relevé vingt-neuf écarts en trois passages, dont trois sur des chiffres publiés, repérés dès le premier passage. Le quatrième, mené le 17 septembre 2026 avec la grille de l'énoncé mis à jour, en a relevé onze, sur la forme. Tous sont corrigés. Je place désormais ce contrôle à chaque fin d'itération et après chaque modification.</w:t>
       </w:r>
     </w:p>
     <w:p>
@@ -1338,7 +1338,7 @@
           <w:color w:val="333333"/>
           <w:sz w:val="21"/>
         </w:rPr>
-        <w:t xml:space="preserve">Chaque axe a son essai tracé : demande, variantes, résultat mesuré, décision et motif, vérification (journal complet dans la démarche). Les essais consignés sont faits avec Claude (Anthropic). J'ai aussi utilisé ChatGPT (OpenAI), surtout pour la rédaction, la relecture, la recherche d'idées et le code ; ces échanges n'ont pas été archivés. J'ai relu et relancé le 7 octobre les essais C et D, recalculés par l'assistant dans un script séparé : mêmes chiffres.</w:t>
+        <w:t xml:space="preserve">Chaque axe a son essai tracé : demande, variantes, résultat mesuré, décision et motif, vérification (journal complet dans la démarche). Les essais consignés ont été faits avec Claude (Anthropic). J'ai aussi utilisé ChatGPT (OpenAI), surtout pour la rédaction, la relecture, la recherche d'idées et le code ; ces échanges n'ont pas été archivés. J'ai relu et relancé le 7 octobre les essais C et D, que l'assistant avait recalculés dans un script séparé : les chiffres sont identiques.</w:t>
       </w:r>
     </w:p>
     <w:tbl>
@@ -1977,7 +1977,7 @@
           <w:color w:val="333333"/>
           <w:sz w:val="21"/>
         </w:rPr>
-        <w:t>Reprise de la grille officielle du projet. Pour chaque indicateur : où la preuve est apportée, et le statut. Le détail de la vérification figure dans le document d'audit de conformité.</w:t>
+        <w:t xml:space="preserve">Je reprends la grille officielle du projet, avec pour chaque indicateur l'endroit où se trouve la preuve et son statut. Le détail de la vérification figure dans le document d'audit de conformité.</w:t>
       </w:r>
     </w:p>
     <w:p>
@@ -3987,7 +3987,7 @@
           <w:color w:val="333333"/>
           <w:sz w:val="21"/>
         </w:rPr>
-        <w:t>Bilan.</w:t>
+        <w:t xml:space="preserve">Bilan.</w:t>
       </w:r>
       <w:r>
         <w:rPr>
@@ -3997,7 +3997,7 @@
           <w:color w:val="333333"/>
           <w:sz w:val="21"/>
         </w:rPr>
-        <w:t xml:space="preserve"> Les seize indicateurs de la grille officielle et les huit objectifs pédagogiques sont couverts, chacun rattaché à une preuve localisable dans un document identifié.</w:t>
+        <w:t xml:space="preserve"> Les seize indicateurs de la grille officielle et les huit objectifs pédagogiques sont couverts ; pour chacun, j'indique la preuve et le document où la trouver.</w:t>
       </w:r>
     </w:p>
     <w:p>
@@ -4019,7 +4019,7 @@
           <w:color w:val="333333"/>
           <w:sz w:val="21"/>
         </w:rPr>
-        <w:t xml:space="preserve">Dans la partie 1, j'ai comparé, justifié, piloté et documenté chaque choix, et testé l'IA avec un regard critique. Le notebook contrôle désormais les règles de l'ERP à chaque extraction, justifie son outillage par la mesure, croise deux détections d'anomalies et explique ses résultats.</w:t>
+        <w:t xml:space="preserve">Dans la partie 1, j'ai comparé, justifié et documenté chaque choix, piloté le projet et testé l'IA en vérifiant ses propositions. Le notebook contrôle désormais les règles de l'ERP à chaque extraction, justifie son outillage par la mesure, croise deux détections d'anomalies et explique ses résultats.</w:t>
       </w:r>
     </w:p>
     <w:p>
@@ -4031,7 +4031,7 @@
           <w:color w:val="333333"/>
           <w:sz w:val="21"/>
         </w:rPr>
-        <w:t xml:space="preserve">Deux résultats surprennent. Sur la performance, je recommande de ne rien changer : au volume actuel, un autre outil n'apporterait rien. Et le contrôle final, en quatre passages, a relevé quarante écarts, dont vingt-neuf sur le fond et les chiffres, dans un dossier que je croyais terminé.</w:t>
+        <w:t xml:space="preserve">Deux résultats m'ont surpris. Sur la performance, je recommande de ne rien changer : au volume actuel, un autre outil n'apporterait rien. Et le contrôle final, en quatre passages, a relevé quarante écarts, dont vingt-neuf sur le fond et les chiffres, dans un dossier que je croyais terminé.</w:t>
       </w:r>
     </w:p>
     <w:p>

--- a/livrables/Lippens_Charles_2_synthese_globale_092026.docx
+++ b/livrables/Lippens_Charles_2_synthese_globale_092026.docx
@@ -1183,7 +1183,7 @@
           <w:color w:val="333333"/>
           <w:sz w:val="21"/>
         </w:rPr>
-        <w:t>Le résultat.</w:t>
+        <w:t xml:space="preserve">Le résultat.</w:t>
       </w:r>
       <w:r>
         <w:rPr>
@@ -1193,7 +1193,7 @@
           <w:color w:val="333333"/>
           <w:sz w:val="21"/>
         </w:rPr>
-        <w:t xml:space="preserve"> Un contrat de qualité pour les données, deux moteurs alternatifs gardés en réserve pour la performance, une détection multivariée pour les anomalies, une explication par valeurs de Shapley pour l'interprétabilité. Le détail figure dans le document de veille.</w:t>
+        <w:t xml:space="preserve"> Un contrat de qualité pour les données, deux outils alternatifs gardés en réserve pour la performance, une détection multivariée pour les anomalies, une explication par valeurs de Shapley pour l'interprétabilité. Le détail figure dans le document de veille.</w:t>
       </w:r>
     </w:p>
     <w:p>
@@ -1304,7 +1304,7 @@
           <w:color w:val="333333"/>
           <w:sz w:val="21"/>
         </w:rPr>
-        <w:t xml:space="preserve">Sept lots vont du cadrage à la montée en charge. Le backlog compte neuf tâches, écrites du point de vue de l'utilisateur, pour 32 points. Le tableau de suivi a cinq colonnes et limite à deux les tâches en cours. Quatre itérations mènent à cinq jalons. J1 a été validé en séance le 18 septembre, J2 et J3 le 25 septembre. J4 a réussi sur mon poste le 30 septembre et a été validé en séance 3, le 2 octobre. J5 est prévu à la soutenance, la semaine du 12 octobre. Le registre suit douze risques et leurs mesures de réduction.</w:t>
+        <w:t xml:space="preserve">Sept lots vont du cadrage à la montée en charge. Le backlog compte neuf tâches, écrites du point de vue de l'utilisateur, pour 32 points. Le tableau de suivi a cinq colonnes et limite à deux les tâches en cours. Quatre itérations mènent à cinq jalons. J1 a été validé en séance le 18 septembre, J2 et J3 le 25 septembre. J4 a réussi sur mon poste le 30 septembre et a été validé en séance 3, le 2 octobre. J5 est prévu à la soutenance, le vendredi 16 octobre. Le registre suit douze risques et leurs mesures de réduction.</w:t>
       </w:r>
     </w:p>
     <w:p>
@@ -1955,7 +1955,7 @@
           <w:color w:val="333333"/>
           <w:sz w:val="21"/>
         </w:rPr>
-        <w:t xml:space="preserve"> Quatre hypothèses guidaient les essais. H1 : un contrat déclaratif contrôle mieux la qualité que des contrôles écrits à la main (confirmée). H2 : changer de moteur n'apporte rien au volume actuel, mais compte à grande échelle (confirmée). H3 : la détection multivariée voit des cas que l'univariée ignore (confirmée : 26 signaux de plus, nombre fixé par le taux de 5 %). H4 : des facteurs identifiables expliquent les ventes (confirmée avec réserve). Six réserves accompagnent les résultats (démarche, section 7). L'échantillon compte 714 produits, et le pouvoir explicatif va de 0,53 à 0,76 selon le découpage. Les anomalies sont des signaux à vérifier. Le lien entre stock et ventes n'est pas causal. Les données couvrent un seul mois. Les suggestions de l'assistant demandent une relecture. Les colonnes d'avis valent zéro.</w:t>
+        <w:t xml:space="preserve"> Quatre hypothèses guidaient les essais. H1 : un contrat déclaratif contrôle mieux la qualité que des contrôles écrits à la main (confirmée). H2 : changer d'outil n'apporte rien au volume actuel, mais compte à grande échelle (confirmée). H3 : la détection multivariée voit des cas que l'univariée ignore (confirmée : 26 signaux de plus, nombre fixé par le taux de 5 %). H4 : des facteurs identifiables expliquent les ventes (confirmée avec réserve). Six réserves accompagnent les résultats (démarche, section 7). L'échantillon compte 714 produits, et le pouvoir explicatif va de 0,53 à 0,76 selon le découpage. Les anomalies sont des signaux à vérifier. Le lien entre stock et ventes n'est pas causal. Les données couvrent un seul mois. Les suggestions de l'assistant demandent une relecture. Les colonnes d'avis valent zéro.</w:t>
       </w:r>
     </w:p>
     <w:p>
